--- a/prints/病と科学_授業プリント_解答.docx
+++ b/prints/病と科学_授業プリント_解答.docx
@@ -1115,24 +1115,6 @@
       <w:r>
         <w:rPr>
           <w:rFonts w:ascii="UD Digi Kyokasho NK-R" w:eastAsia="UD Digi Kyokasho NK-R" w:hAnsi="UD Digi Kyokasho NK-R" w:cs="UD Digi Kyokasho NK-R" w:hint="eastAsia"/>
-          <w:sz w:val="20"/>
-          <w:szCs w:val="20"/>
-        </w:rPr>
-        <w:t xml:space="preserve">「全ての病気は理解できるものである」という強い確信</w:t>
-      </w:r>
-    </w:p>
-    <w:p>
-      <w:pPr>
-        <w:spacing w:before="120"/>
-        <w:rPr>
-          <w:rFonts w:ascii="UD Digi Kyokasho NK-R" w:eastAsia="UD Digi Kyokasho NK-R" w:hAnsi="UD Digi Kyokasho NK-R" w:cs="UD Digi Kyokasho NK-R"/>
-          <w:sz w:val="20"/>
-          <w:szCs w:val="20"/>
-        </w:rPr>
-      </w:pPr>
-      <w:r>
-        <w:rPr>
-          <w:rFonts w:ascii="UD Digi Kyokasho NK-R" w:eastAsia="UD Digi Kyokasho NK-R" w:hAnsi="UD Digi Kyokasho NK-R" w:cs="UD Digi Kyokasho NK-R" w:hint="eastAsia"/>
           <w:b/>
           <w:bCs/>
           <w:sz w:val="20"/>
@@ -1210,16 +1192,6 @@
           <w:szCs w:val="20"/>
         </w:rPr>
       </w:pPr>
-    </w:p>
-    <w:p>
-      <w:pPr>
-        <w:spacing w:before="120"/>
-        <w:rPr>
-          <w:rFonts w:ascii="UD Digi Kyokasho NK-R" w:eastAsia="UD Digi Kyokasho NK-R" w:hAnsi="UD Digi Kyokasho NK-R" w:cs="UD Digi Kyokasho NK-R"/>
-          <w:sz w:val="20"/>
-          <w:szCs w:val="20"/>
-        </w:rPr>
-      </w:pPr>
       <w:r>
         <w:rPr>
           <w:rFonts w:ascii="UD Digi Kyokasho NK-R" w:eastAsia="UD Digi Kyokasho NK-R" w:hAnsi="UD Digi Kyokasho NK-R" w:cs="UD Digi Kyokasho NK-R" w:hint="eastAsia"/>
@@ -1335,16 +1307,6 @@
           <w:szCs w:val="20"/>
         </w:rPr>
       </w:pPr>
-    </w:p>
-    <w:p>
-      <w:pPr>
-        <w:spacing w:before="120"/>
-        <w:rPr>
-          <w:rFonts w:ascii="UD Digi Kyokasho NK-R" w:eastAsia="UD Digi Kyokasho NK-R" w:hAnsi="UD Digi Kyokasho NK-R" w:cs="UD Digi Kyokasho NK-R"/>
-          <w:sz w:val="20"/>
-          <w:szCs w:val="20"/>
-        </w:rPr>
-      </w:pPr>
       <w:r>
         <w:rPr>
           <w:rFonts w:ascii="UD Digi Kyokasho NK-R" w:eastAsia="UD Digi Kyokasho NK-R" w:hAnsi="UD Digi Kyokasho NK-R" w:cs="UD Digi Kyokasho NK-R" w:hint="eastAsia"/>
@@ -1530,6 +1492,40 @@
           <w:szCs w:val="20"/>
         </w:rPr>
       </w:pPr>
+      <w:r>
+        <w:rPr>
+          <w:rFonts w:ascii="UD Digi Kyokasho NK-R" w:eastAsia="UD Digi Kyokasho NK-R" w:hAnsi="UD Digi Kyokasho NK-R" w:cs="UD Digi Kyokasho NK-R" w:hint="eastAsia"/>
+          <w:sz w:val="20"/>
+          <w:szCs w:val="20"/>
+          <w:bdr w:val="single" w:sz="4" w:space="0" w:color="auto"/>
+        </w:rPr>
+        <w:t xml:space="preserve">結果</w:t>
+      </w:r>
+      <w:r>
+        <w:rPr>
+          <w:rFonts w:ascii="UD Digi Kyokasho NK-R" w:eastAsia="UD Digi Kyokasho NK-R" w:hAnsi="UD Digi Kyokasho NK-R" w:cs="UD Digi Kyokasho NK-R" w:hint="eastAsia"/>
+          <w:sz w:val="20"/>
+          <w:szCs w:val="20"/>
+        </w:rPr>
+        <w:t xml:space="preserve">　一般の人々が医師に（　</w:t>
+      </w:r>
+      <w:r>
+        <w:rPr>
+          <w:rFonts w:ascii="UD Digi Kyokasho NK-R" w:eastAsia="UD Digi Kyokasho NK-R" w:hAnsi="UD Digi Kyokasho NK-R" w:cs="UD Digi Kyokasho NK-R" w:hint="eastAsia"/>
+          <w:color w:val="FF0000"/>
+          <w:sz w:val="20"/>
+          <w:szCs w:val="20"/>
+        </w:rPr>
+        <w:t xml:space="preserve">依存</w:t>
+      </w:r>
+      <w:r>
+        <w:rPr>
+          <w:rFonts w:ascii="UD Digi Kyokasho NK-R" w:eastAsia="UD Digi Kyokasho NK-R" w:hAnsi="UD Digi Kyokasho NK-R" w:cs="UD Digi Kyokasho NK-R" w:hint="eastAsia"/>
+          <w:sz w:val="20"/>
+          <w:szCs w:val="20"/>
+        </w:rPr>
+        <w:t xml:space="preserve">　）する状況が生まれた。</w:t>
+      </w:r>
     </w:p>
     <w:p>
       <w:pPr>
@@ -1542,38 +1538,78 @@
       </w:pPr>
       <w:r>
         <w:rPr>
-          <w:rFonts w:ascii="UD Digi Kyokasho NK-R" w:eastAsia="UD Digi Kyokasho NK-R" w:hAnsi="UD Digi Kyokasho NK-R" w:cs="UD Digi Kyokasho NK-R" w:hint="eastAsia"/>
-          <w:sz w:val="20"/>
-          <w:szCs w:val="20"/>
-          <w:bdr w:val="single" w:sz="4" w:space="0" w:color="auto"/>
-        </w:rPr>
-        <w:t xml:space="preserve">結果</w:t>
-      </w:r>
-      <w:r>
-        <w:rPr>
-          <w:rFonts w:ascii="UD Digi Kyokasho NK-R" w:eastAsia="UD Digi Kyokasho NK-R" w:hAnsi="UD Digi Kyokasho NK-R" w:cs="UD Digi Kyokasho NK-R" w:hint="eastAsia"/>
-          <w:sz w:val="20"/>
-          <w:szCs w:val="20"/>
-        </w:rPr>
-        <w:t xml:space="preserve">　一般の人々が医師に（　</w:t>
-      </w:r>
-      <w:r>
-        <w:rPr>
-          <w:rFonts w:ascii="UD Digi Kyokasho NK-R" w:eastAsia="UD Digi Kyokasho NK-R" w:hAnsi="UD Digi Kyokasho NK-R" w:cs="UD Digi Kyokasho NK-R" w:hint="eastAsia"/>
-          <w:color w:val="FF0000"/>
-          <w:sz w:val="20"/>
-          <w:szCs w:val="20"/>
-        </w:rPr>
-        <w:t xml:space="preserve">依存</w:t>
-      </w:r>
-      <w:r>
-        <w:rPr>
-          <w:rFonts w:ascii="UD Digi Kyokasho NK-R" w:eastAsia="UD Digi Kyokasho NK-R" w:hAnsi="UD Digi Kyokasho NK-R" w:cs="UD Digi Kyokasho NK-R" w:hint="eastAsia"/>
-          <w:sz w:val="20"/>
-          <w:szCs w:val="20"/>
-        </w:rPr>
-        <w:t xml:space="preserve">　）する状況が生まれた。</w:t>
-      </w:r>
+          <w:noProof/>
+        </w:rPr>
+        <w:drawing>
+          <wp:anchor distT="0" distB="0" distL="0" distR="0" simplePos="0" relativeHeight="251700001" behindDoc="0" locked="0" layoutInCell="1" allowOverlap="1">
+            <wp:simplePos x="0" y="0"/>
+            <wp:positionH relativeFrom="column">
+              <wp:posOffset>-666487</wp:posOffset>
+            </wp:positionH>
+            <wp:positionV relativeFrom="paragraph">
+              <wp:posOffset>982800</wp:posOffset>
+            </wp:positionV>
+            <wp:extent cx="828000" cy="4680000"/>
+            <wp:effectExtent l="0" t="0" r="0" b="0"/>
+            <wp:wrapSquare wrapText="bothSides"/>
+            <wp:docPr id="1705155250" name="図解 1" descr="図解：神の怒り→病原菌の発見→科学信仰→医師の自信→医師への依存"/>
+            <wp:cNvGraphicFramePr>
+              <a:graphicFrameLocks noChangeAspect="1"/>
+            </wp:cNvGraphicFramePr>
+            <a:graphic>
+              <a:graphicData uri="http://schemas.openxmlformats.org/drawingml/2006/picture">
+                <pic:pic>
+                  <pic:nvPicPr>
+                    <pic:cNvPr id="1705155250" name="図1_科学崇拝への道" descr="図解：神の怒り→病原菌の発見→科学信仰→医師の自信→医師への依存"/>
+                    <pic:cNvPicPr/>
+                  </pic:nvPicPr>
+                  <pic:blipFill>
+                    <a:blip r:embed="rId39"/>
+                    <a:stretch>
+                      <a:fillRect/>
+                    </a:stretch>
+                  </pic:blipFill>
+                  <pic:spPr>
+                    <a:xfrm>
+                      <a:off x="0" y="0"/>
+                      <a:ext cx="828000" cy="4680000"/>
+                    </a:xfrm>
+                    <a:prstGeom prst="rect">
+                      <a:avLst/>
+                    </a:prstGeom>
+                  </pic:spPr>
+                </pic:pic>
+              </a:graphicData>
+            </a:graphic>
+            <wp14:sizeRelH relativeFrom="margin">
+              <wp14:pctWidth>0</wp14:pctWidth>
+            </wp14:sizeRelH>
+            <wp14:sizeRelV relativeFrom="margin">
+              <wp14:pctHeight>0</wp14:pctHeight>
+            </wp14:sizeRelV>
+          </wp:anchor>
+        </w:drawing>
+      </w:r>
+    </w:p>
+    <w:p>
+      <w:pPr>
+        <w:spacing w:before="120"/>
+        <w:rPr>
+          <w:rFonts w:ascii="UD Digi Kyokasho NK-R" w:eastAsia="UD Digi Kyokasho NK-R" w:hAnsi="UD Digi Kyokasho NK-R" w:cs="UD Digi Kyokasho NK-R"/>
+          <w:sz w:val="20"/>
+          <w:szCs w:val="20"/>
+        </w:rPr>
+      </w:pPr>
+    </w:p>
+    <w:p>
+      <w:pPr>
+        <w:spacing w:before="120"/>
+        <w:rPr>
+          <w:rFonts w:ascii="UD Digi Kyokasho NK-R" w:eastAsia="UD Digi Kyokasho NK-R" w:hAnsi="UD Digi Kyokasho NK-R" w:cs="UD Digi Kyokasho NK-R"/>
+          <w:sz w:val="20"/>
+          <w:szCs w:val="20"/>
+        </w:rPr>
+      </w:pPr>
     </w:p>
     <w:p>
       <w:pPr>
@@ -1665,16 +1701,6 @@
         </w:rPr>
         <w:t xml:space="preserve">　）するようになった。</w:t>
       </w:r>
-    </w:p>
-    <w:p>
-      <w:pPr>
-        <w:spacing w:before="120"/>
-        <w:rPr>
-          <w:rFonts w:ascii="UD Digi Kyokasho NK-R" w:eastAsia="UD Digi Kyokasho NK-R" w:hAnsi="UD Digi Kyokasho NK-R" w:cs="UD Digi Kyokasho NK-R"/>
-          <w:sz w:val="20"/>
-          <w:szCs w:val="20"/>
-        </w:rPr>
-      </w:pPr>
     </w:p>
     <w:p>
       <w:pPr>
@@ -2330,6 +2356,31 @@
           <w:szCs w:val="20"/>
         </w:rPr>
       </w:pPr>
+      <w:r>
+        <w:rPr>
+          <w:rFonts w:ascii="UD Digi Kyokasho NK-R" w:eastAsia="UD Digi Kyokasho NK-R" w:hAnsi="UD Digi Kyokasho NK-R" w:cs="UD Digi Kyokasho NK-R" w:hint="eastAsia"/>
+          <w:sz w:val="20"/>
+          <w:szCs w:val="20"/>
+        </w:rPr>
+        <w:t xml:space="preserve">　②　「答えられる問題を見つけ出して、それに答えるのが（　</w:t>
+      </w:r>
+      <w:r>
+        <w:rPr>
+          <w:rFonts w:ascii="UD Digi Kyokasho NK-R" w:eastAsia="UD Digi Kyokasho NK-R" w:hAnsi="UD Digi Kyokasho NK-R" w:cs="UD Digi Kyokasho NK-R" w:hint="eastAsia"/>
+          <w:color w:val="FF0000"/>
+          <w:sz w:val="20"/>
+          <w:szCs w:val="20"/>
+        </w:rPr>
+        <w:t xml:space="preserve">科学</w:t>
+      </w:r>
+      <w:r>
+        <w:rPr>
+          <w:rFonts w:ascii="UD Digi Kyokasho NK-R" w:eastAsia="UD Digi Kyokasho NK-R" w:hAnsi="UD Digi Kyokasho NK-R" w:cs="UD Digi Kyokasho NK-R" w:hint="eastAsia"/>
+          <w:sz w:val="20"/>
+          <w:szCs w:val="20"/>
+        </w:rPr>
+        <w:t xml:space="preserve">　）である」</w:t>
+      </w:r>
     </w:p>
     <w:p>
       <w:pPr>
@@ -2346,24 +2397,7 @@
           <w:sz w:val="20"/>
           <w:szCs w:val="20"/>
         </w:rPr>
-        <w:t xml:space="preserve">　②　「答えられる問題を見つけ出して、それに答えるのが（　</w:t>
-      </w:r>
-      <w:r>
-        <w:rPr>
-          <w:rFonts w:ascii="UD Digi Kyokasho NK-R" w:eastAsia="UD Digi Kyokasho NK-R" w:hAnsi="UD Digi Kyokasho NK-R" w:cs="UD Digi Kyokasho NK-R" w:hint="eastAsia"/>
-          <w:color w:val="FF0000"/>
-          <w:sz w:val="20"/>
-          <w:szCs w:val="20"/>
-        </w:rPr>
-        <w:t xml:space="preserve">科学</w:t>
-      </w:r>
-      <w:r>
-        <w:rPr>
-          <w:rFonts w:ascii="UD Digi Kyokasho NK-R" w:eastAsia="UD Digi Kyokasho NK-R" w:hAnsi="UD Digi Kyokasho NK-R" w:cs="UD Digi Kyokasho NK-R" w:hint="eastAsia"/>
-          <w:sz w:val="20"/>
-          <w:szCs w:val="20"/>
-        </w:rPr>
-        <w:t xml:space="preserve">　）である」</w:t>
+        <w:t xml:space="preserve">　　　　　＝　科学は、どのような問いにも答えられるものではない</w:t>
       </w:r>
     </w:p>
     <w:p>
@@ -2381,7 +2415,24 @@
           <w:sz w:val="20"/>
           <w:szCs w:val="20"/>
         </w:rPr>
-        <w:t xml:space="preserve">　　　　　＝　科学は、どのような問いにも答えられるものではない</w:t>
+        <w:t xml:space="preserve">　③　病人と病気を（　</w:t>
+      </w:r>
+      <w:r>
+        <w:rPr>
+          <w:rFonts w:ascii="UD Digi Kyokasho NK-R" w:eastAsia="UD Digi Kyokasho NK-R" w:hAnsi="UD Digi Kyokasho NK-R" w:cs="UD Digi Kyokasho NK-R" w:hint="eastAsia"/>
+          <w:color w:val="FF0000"/>
+          <w:sz w:val="20"/>
+          <w:szCs w:val="20"/>
+        </w:rPr>
+        <w:t xml:space="preserve">切り離</w:t>
+      </w:r>
+      <w:r>
+        <w:rPr>
+          <w:rFonts w:ascii="UD Digi Kyokasho NK-R" w:eastAsia="UD Digi Kyokasho NK-R" w:hAnsi="UD Digi Kyokasho NK-R" w:cs="UD Digi Kyokasho NK-R" w:hint="eastAsia"/>
+          <w:sz w:val="20"/>
+          <w:szCs w:val="20"/>
+        </w:rPr>
+        <w:t xml:space="preserve">　）して、その症状にだけ注目する</w:t>
       </w:r>
     </w:p>
     <w:p>
@@ -2393,6 +2444,48 @@
           <w:szCs w:val="20"/>
         </w:rPr>
       </w:pPr>
+      <w:r>
+        <w:rPr>
+          <w:rFonts w:ascii="UD Digi Kyokasho NK-R" w:eastAsia="UD Digi Kyokasho NK-R" w:hAnsi="UD Digi Kyokasho NK-R" w:cs="UD Digi Kyokasho NK-R" w:hint="eastAsia"/>
+          <w:sz w:val="20"/>
+          <w:szCs w:val="20"/>
+        </w:rPr>
+        <w:t xml:space="preserve">　　　　　→　（　</w:t>
+      </w:r>
+      <w:r>
+        <w:rPr>
+          <w:rFonts w:ascii="UD Digi Kyokasho NK-R" w:eastAsia="UD Digi Kyokasho NK-R" w:hAnsi="UD Digi Kyokasho NK-R" w:cs="UD Digi Kyokasho NK-R" w:hint="eastAsia"/>
+          <w:color w:val="FF0000"/>
+          <w:sz w:val="20"/>
+          <w:szCs w:val="20"/>
+        </w:rPr>
+        <w:t xml:space="preserve">測定</w:t>
+      </w:r>
+      <w:r>
+        <w:rPr>
+          <w:rFonts w:ascii="UD Digi Kyokasho NK-R" w:eastAsia="UD Digi Kyokasho NK-R" w:hAnsi="UD Digi Kyokasho NK-R" w:cs="UD Digi Kyokasho NK-R" w:hint="eastAsia"/>
+          <w:sz w:val="20"/>
+          <w:szCs w:val="20"/>
+        </w:rPr>
+        <w:t xml:space="preserve">　）可能なもの、（　</w:t>
+      </w:r>
+      <w:r>
+        <w:rPr>
+          <w:rFonts w:ascii="UD Digi Kyokasho NK-R" w:eastAsia="UD Digi Kyokasho NK-R" w:hAnsi="UD Digi Kyokasho NK-R" w:cs="UD Digi Kyokasho NK-R" w:hint="eastAsia"/>
+          <w:color w:val="FF0000"/>
+          <w:sz w:val="20"/>
+          <w:szCs w:val="20"/>
+        </w:rPr>
+        <w:t xml:space="preserve">検査</w:t>
+      </w:r>
+      <w:r>
+        <w:rPr>
+          <w:rFonts w:ascii="UD Digi Kyokasho NK-R" w:eastAsia="UD Digi Kyokasho NK-R" w:hAnsi="UD Digi Kyokasho NK-R" w:cs="UD Digi Kyokasho NK-R" w:hint="eastAsia"/>
+          <w:sz w:val="20"/>
+          <w:szCs w:val="20"/>
+        </w:rPr>
+        <w:t xml:space="preserve">　）可能なものだけを取り出す</w:t>
+      </w:r>
     </w:p>
     <w:p>
       <w:pPr>
@@ -2409,24 +2502,24 @@
           <w:sz w:val="20"/>
           <w:szCs w:val="20"/>
         </w:rPr>
-        <w:t xml:space="preserve">　③　病人と病気を（　</w:t>
-      </w:r>
-      <w:r>
-        <w:rPr>
-          <w:rFonts w:ascii="UD Digi Kyokasho NK-R" w:eastAsia="UD Digi Kyokasho NK-R" w:hAnsi="UD Digi Kyokasho NK-R" w:cs="UD Digi Kyokasho NK-R" w:hint="eastAsia"/>
-          <w:color w:val="FF0000"/>
-          <w:sz w:val="20"/>
-          <w:szCs w:val="20"/>
-        </w:rPr>
-        <w:t xml:space="preserve">切り離</w:t>
-      </w:r>
-      <w:r>
-        <w:rPr>
-          <w:rFonts w:ascii="UD Digi Kyokasho NK-R" w:eastAsia="UD Digi Kyokasho NK-R" w:hAnsi="UD Digi Kyokasho NK-R" w:cs="UD Digi Kyokasho NK-R" w:hint="eastAsia"/>
-          <w:sz w:val="20"/>
-          <w:szCs w:val="20"/>
-        </w:rPr>
-        <w:t xml:space="preserve">　）して、その症状にだけ注目する</w:t>
+        <w:t xml:space="preserve">　　　　　→　答えられていない部分には注目しない　＝　（　</w:t>
+      </w:r>
+      <w:r>
+        <w:rPr>
+          <w:rFonts w:ascii="UD Digi Kyokasho NK-R" w:eastAsia="UD Digi Kyokasho NK-R" w:hAnsi="UD Digi Kyokasho NK-R" w:cs="UD Digi Kyokasho NK-R" w:hint="eastAsia"/>
+          <w:color w:val="FF0000"/>
+          <w:sz w:val="20"/>
+          <w:szCs w:val="20"/>
+        </w:rPr>
+        <w:t xml:space="preserve">切り捨て</w:t>
+      </w:r>
+      <w:r>
+        <w:rPr>
+          <w:rFonts w:ascii="UD Digi Kyokasho NK-R" w:eastAsia="UD Digi Kyokasho NK-R" w:hAnsi="UD Digi Kyokasho NK-R" w:cs="UD Digi Kyokasho NK-R" w:hint="eastAsia"/>
+          <w:sz w:val="20"/>
+          <w:szCs w:val="20"/>
+        </w:rPr>
+        <w:t xml:space="preserve">　）られている</w:t>
       </w:r>
     </w:p>
     <w:p>
@@ -2438,48 +2531,6 @@
           <w:szCs w:val="20"/>
         </w:rPr>
       </w:pPr>
-      <w:r>
-        <w:rPr>
-          <w:rFonts w:ascii="UD Digi Kyokasho NK-R" w:eastAsia="UD Digi Kyokasho NK-R" w:hAnsi="UD Digi Kyokasho NK-R" w:cs="UD Digi Kyokasho NK-R" w:hint="eastAsia"/>
-          <w:sz w:val="20"/>
-          <w:szCs w:val="20"/>
-        </w:rPr>
-        <w:t xml:space="preserve">　　　　　→　（　</w:t>
-      </w:r>
-      <w:r>
-        <w:rPr>
-          <w:rFonts w:ascii="UD Digi Kyokasho NK-R" w:eastAsia="UD Digi Kyokasho NK-R" w:hAnsi="UD Digi Kyokasho NK-R" w:cs="UD Digi Kyokasho NK-R" w:hint="eastAsia"/>
-          <w:color w:val="FF0000"/>
-          <w:sz w:val="20"/>
-          <w:szCs w:val="20"/>
-        </w:rPr>
-        <w:t xml:space="preserve">測定</w:t>
-      </w:r>
-      <w:r>
-        <w:rPr>
-          <w:rFonts w:ascii="UD Digi Kyokasho NK-R" w:eastAsia="UD Digi Kyokasho NK-R" w:hAnsi="UD Digi Kyokasho NK-R" w:cs="UD Digi Kyokasho NK-R" w:hint="eastAsia"/>
-          <w:sz w:val="20"/>
-          <w:szCs w:val="20"/>
-        </w:rPr>
-        <w:t xml:space="preserve">　）可能なもの、（　</w:t>
-      </w:r>
-      <w:r>
-        <w:rPr>
-          <w:rFonts w:ascii="UD Digi Kyokasho NK-R" w:eastAsia="UD Digi Kyokasho NK-R" w:hAnsi="UD Digi Kyokasho NK-R" w:cs="UD Digi Kyokasho NK-R" w:hint="eastAsia"/>
-          <w:color w:val="FF0000"/>
-          <w:sz w:val="20"/>
-          <w:szCs w:val="20"/>
-        </w:rPr>
-        <w:t xml:space="preserve">検査</w:t>
-      </w:r>
-      <w:r>
-        <w:rPr>
-          <w:rFonts w:ascii="UD Digi Kyokasho NK-R" w:eastAsia="UD Digi Kyokasho NK-R" w:hAnsi="UD Digi Kyokasho NK-R" w:cs="UD Digi Kyokasho NK-R" w:hint="eastAsia"/>
-          <w:sz w:val="20"/>
-          <w:szCs w:val="20"/>
-        </w:rPr>
-        <w:t xml:space="preserve">　）可能なものだけを取り出す</w:t>
-      </w:r>
     </w:p>
     <w:p>
       <w:pPr>
@@ -2492,28 +2543,57 @@
       </w:pPr>
       <w:r>
         <w:rPr>
-          <w:rFonts w:ascii="UD Digi Kyokasho NK-R" w:eastAsia="UD Digi Kyokasho NK-R" w:hAnsi="UD Digi Kyokasho NK-R" w:cs="UD Digi Kyokasho NK-R" w:hint="eastAsia"/>
-          <w:sz w:val="20"/>
-          <w:szCs w:val="20"/>
-        </w:rPr>
-        <w:t xml:space="preserve">　　　　　→　答えられていない部分には注目しない　＝　（　</w:t>
-      </w:r>
-      <w:r>
-        <w:rPr>
-          <w:rFonts w:ascii="UD Digi Kyokasho NK-R" w:eastAsia="UD Digi Kyokasho NK-R" w:hAnsi="UD Digi Kyokasho NK-R" w:cs="UD Digi Kyokasho NK-R" w:hint="eastAsia"/>
-          <w:color w:val="FF0000"/>
-          <w:sz w:val="20"/>
-          <w:szCs w:val="20"/>
-        </w:rPr>
-        <w:t xml:space="preserve">切り捨て</w:t>
-      </w:r>
-      <w:r>
-        <w:rPr>
-          <w:rFonts w:ascii="UD Digi Kyokasho NK-R" w:eastAsia="UD Digi Kyokasho NK-R" w:hAnsi="UD Digi Kyokasho NK-R" w:cs="UD Digi Kyokasho NK-R" w:hint="eastAsia"/>
-          <w:sz w:val="20"/>
-          <w:szCs w:val="20"/>
-        </w:rPr>
-        <w:t xml:space="preserve">　）られている</w:t>
+          <w:noProof/>
+        </w:rPr>
+        <w:drawing>
+          <wp:anchor distT="0" distB="0" distL="0" distR="0" simplePos="0" relativeHeight="251700002" behindDoc="0" locked="0" layoutInCell="1" allowOverlap="1">
+            <wp:simplePos x="0" y="0"/>
+            <wp:positionH relativeFrom="column">
+              <wp:posOffset>-1369217</wp:posOffset>
+            </wp:positionH>
+            <wp:positionV relativeFrom="paragraph">
+              <wp:posOffset>712800</wp:posOffset>
+            </wp:positionV>
+            <wp:extent cx="1476000" cy="5220000"/>
+            <wp:effectExtent l="0" t="0" r="0" b="0"/>
+            <wp:wrapSquare wrapText="bothSides"/>
+            <wp:docPr id="1705155251" name="図解 2" descr="図解：病人と病気を切り離し、測定・検査できる症状だけを数値化する西洋医学"/>
+            <wp:cNvGraphicFramePr>
+              <a:graphicFrameLocks noChangeAspect="1"/>
+            </wp:cNvGraphicFramePr>
+            <a:graphic>
+              <a:graphicData uri="http://schemas.openxmlformats.org/drawingml/2006/picture">
+                <pic:pic>
+                  <pic:nvPicPr>
+                    <pic:cNvPr id="1705155251" name="図2_病人と病気の切り離し" descr="図解：病人と病気を切り離し、測定・検査できる症状だけを数値化する西洋医学"/>
+                    <pic:cNvPicPr/>
+                  </pic:nvPicPr>
+                  <pic:blipFill>
+                    <a:blip r:embed="rId40"/>
+                    <a:stretch>
+                      <a:fillRect/>
+                    </a:stretch>
+                  </pic:blipFill>
+                  <pic:spPr>
+                    <a:xfrm>
+                      <a:off x="0" y="0"/>
+                      <a:ext cx="1476000" cy="5220000"/>
+                    </a:xfrm>
+                    <a:prstGeom prst="rect">
+                      <a:avLst/>
+                    </a:prstGeom>
+                  </pic:spPr>
+                </pic:pic>
+              </a:graphicData>
+            </a:graphic>
+            <wp14:sizeRelH relativeFrom="margin">
+              <wp14:pctWidth>0</wp14:pctWidth>
+            </wp14:sizeRelH>
+            <wp14:sizeRelV relativeFrom="margin">
+              <wp14:pctHeight>0</wp14:pctHeight>
+            </wp14:sizeRelV>
+          </wp:anchor>
+        </w:drawing>
       </w:r>
     </w:p>
     <w:p>
@@ -2535,14 +2615,36 @@
           <w:szCs w:val="20"/>
         </w:rPr>
       </w:pPr>
-      <w:r>
-        <w:rPr>
-          <w:rFonts w:ascii="UD Digi Kyokasho NK-R" w:eastAsia="UD Digi Kyokasho NK-R" w:hAnsi="UD Digi Kyokasho NK-R" w:cs="UD Digi Kyokasho NK-R" w:hint="eastAsia"/>
-          <w:sz w:val="20"/>
-          <w:szCs w:val="20"/>
-        </w:rPr>
-        <w:t xml:space="preserve">　　　　　　　病人（感覚・苦しみ・個人差）　｜切り離し｜　病気（測定・検査できる症状）</w:t>
-      </w:r>
+    </w:p>
+    <w:p>
+      <w:pPr>
+        <w:spacing w:before="120"/>
+        <w:rPr>
+          <w:rFonts w:ascii="UD Digi Kyokasho NK-R" w:eastAsia="UD Digi Kyokasho NK-R" w:hAnsi="UD Digi Kyokasho NK-R" w:cs="UD Digi Kyokasho NK-R"/>
+          <w:sz w:val="20"/>
+          <w:szCs w:val="20"/>
+        </w:rPr>
+      </w:pPr>
+    </w:p>
+    <w:p>
+      <w:pPr>
+        <w:spacing w:before="120"/>
+        <w:rPr>
+          <w:rFonts w:ascii="UD Digi Kyokasho NK-R" w:eastAsia="UD Digi Kyokasho NK-R" w:hAnsi="UD Digi Kyokasho NK-R" w:cs="UD Digi Kyokasho NK-R"/>
+          <w:sz w:val="20"/>
+          <w:szCs w:val="20"/>
+        </w:rPr>
+      </w:pPr>
+    </w:p>
+    <w:p>
+      <w:pPr>
+        <w:spacing w:before="120"/>
+        <w:rPr>
+          <w:rFonts w:ascii="UD Digi Kyokasho NK-R" w:eastAsia="UD Digi Kyokasho NK-R" w:hAnsi="UD Digi Kyokasho NK-R" w:cs="UD Digi Kyokasho NK-R"/>
+          <w:sz w:val="20"/>
+          <w:szCs w:val="20"/>
+        </w:rPr>
+      </w:pPr>
     </w:p>
     <w:p>
       <w:pPr>
@@ -2749,16 +2851,6 @@
           <w:szCs w:val="20"/>
         </w:rPr>
       </w:pPr>
-    </w:p>
-    <w:p>
-      <w:pPr>
-        <w:spacing w:before="120"/>
-        <w:rPr>
-          <w:rFonts w:ascii="UD Digi Kyokasho NK-R" w:eastAsia="UD Digi Kyokasho NK-R" w:hAnsi="UD Digi Kyokasho NK-R" w:cs="UD Digi Kyokasho NK-R"/>
-          <w:sz w:val="20"/>
-          <w:szCs w:val="20"/>
-        </w:rPr>
-      </w:pPr>
       <w:r>
         <w:rPr>
           <w:rFonts w:ascii="UD Digi Kyokasho NK-R" w:eastAsia="UD Digi Kyokasho NK-R" w:hAnsi="UD Digi Kyokasho NK-R" w:cs="UD Digi Kyokasho NK-R" w:hint="eastAsia"/>
@@ -2912,16 +3004,6 @@
           <w:szCs w:val="20"/>
         </w:rPr>
       </w:pPr>
-    </w:p>
-    <w:p>
-      <w:pPr>
-        <w:spacing w:before="120"/>
-        <w:rPr>
-          <w:rFonts w:ascii="UD Digi Kyokasho NK-R" w:eastAsia="UD Digi Kyokasho NK-R" w:hAnsi="UD Digi Kyokasho NK-R" w:cs="UD Digi Kyokasho NK-R"/>
-          <w:sz w:val="20"/>
-          <w:szCs w:val="20"/>
-        </w:rPr>
-      </w:pPr>
       <w:r>
         <w:rPr>
           <w:rFonts w:ascii="UD Digi Kyokasho NK-R" w:eastAsia="UD Digi Kyokasho NK-R" w:hAnsi="UD Digi Kyokasho NK-R" w:cs="UD Digi Kyokasho NK-R" w:hint="eastAsia"/>
@@ -2993,86 +3075,6 @@
         </w:rPr>
         <w:t xml:space="preserve">　）を排除している。</w:t>
       </w:r>
-    </w:p>
-    <w:p>
-      <w:pPr>
-        <w:spacing w:before="120"/>
-        <w:rPr>
-          <w:rFonts w:ascii="UD Digi Kyokasho NK-R" w:eastAsia="UD Digi Kyokasho NK-R" w:hAnsi="UD Digi Kyokasho NK-R" w:cs="UD Digi Kyokasho NK-R"/>
-          <w:sz w:val="20"/>
-          <w:szCs w:val="20"/>
-        </w:rPr>
-      </w:pPr>
-    </w:p>
-    <w:p>
-      <w:pPr>
-        <w:spacing w:before="120"/>
-        <w:rPr>
-          <w:rFonts w:ascii="UD Digi Kyokasho NK-R" w:eastAsia="UD Digi Kyokasho NK-R" w:hAnsi="UD Digi Kyokasho NK-R" w:cs="UD Digi Kyokasho NK-R"/>
-          <w:sz w:val="20"/>
-          <w:szCs w:val="20"/>
-        </w:rPr>
-      </w:pPr>
-    </w:p>
-    <w:p>
-      <w:pPr>
-        <w:spacing w:before="120"/>
-        <w:rPr>
-          <w:rFonts w:ascii="UD Digi Kyokasho NK-R" w:eastAsia="UD Digi Kyokasho NK-R" w:hAnsi="UD Digi Kyokasho NK-R" w:cs="UD Digi Kyokasho NK-R"/>
-          <w:sz w:val="20"/>
-          <w:szCs w:val="20"/>
-        </w:rPr>
-      </w:pPr>
-    </w:p>
-    <w:p>
-      <w:pPr>
-        <w:spacing w:before="120"/>
-        <w:rPr>
-          <w:rFonts w:ascii="UD Digi Kyokasho NK-R" w:eastAsia="UD Digi Kyokasho NK-R" w:hAnsi="UD Digi Kyokasho NK-R" w:cs="UD Digi Kyokasho NK-R"/>
-          <w:sz w:val="20"/>
-          <w:szCs w:val="20"/>
-        </w:rPr>
-      </w:pPr>
-    </w:p>
-    <w:p>
-      <w:pPr>
-        <w:spacing w:before="120"/>
-        <w:rPr>
-          <w:rFonts w:ascii="UD Digi Kyokasho NK-R" w:eastAsia="UD Digi Kyokasho NK-R" w:hAnsi="UD Digi Kyokasho NK-R" w:cs="UD Digi Kyokasho NK-R"/>
-          <w:sz w:val="20"/>
-          <w:szCs w:val="20"/>
-        </w:rPr>
-      </w:pPr>
-    </w:p>
-    <w:p>
-      <w:pPr>
-        <w:spacing w:before="120"/>
-        <w:rPr>
-          <w:rFonts w:ascii="UD Digi Kyokasho NK-R" w:eastAsia="UD Digi Kyokasho NK-R" w:hAnsi="UD Digi Kyokasho NK-R" w:cs="UD Digi Kyokasho NK-R"/>
-          <w:sz w:val="20"/>
-          <w:szCs w:val="20"/>
-        </w:rPr>
-      </w:pPr>
-    </w:p>
-    <w:p>
-      <w:pPr>
-        <w:spacing w:before="120"/>
-        <w:rPr>
-          <w:rFonts w:ascii="UD Digi Kyokasho NK-R" w:eastAsia="UD Digi Kyokasho NK-R" w:hAnsi="UD Digi Kyokasho NK-R" w:cs="UD Digi Kyokasho NK-R"/>
-          <w:sz w:val="20"/>
-          <w:szCs w:val="20"/>
-        </w:rPr>
-      </w:pPr>
-    </w:p>
-    <w:p>
-      <w:pPr>
-        <w:spacing w:before="120"/>
-        <w:rPr>
-          <w:rFonts w:ascii="UD Digi Kyokasho NK-R" w:eastAsia="UD Digi Kyokasho NK-R" w:hAnsi="UD Digi Kyokasho NK-R" w:cs="UD Digi Kyokasho NK-R"/>
-          <w:sz w:val="20"/>
-          <w:szCs w:val="20"/>
-        </w:rPr>
-      </w:pPr>
     </w:p>
     <w:p>
       <w:pPr>
@@ -3874,6 +3876,186 @@
       </w:pPr>
       <w:r>
         <w:rPr>
+          <w:noProof/>
+        </w:rPr>
+        <w:drawing>
+          <wp:anchor distT="0" distB="0" distL="0" distR="0" simplePos="0" relativeHeight="251700003" behindDoc="0" locked="0" layoutInCell="1" allowOverlap="1">
+            <wp:simplePos x="0" y="0"/>
+            <wp:positionH relativeFrom="column">
+              <wp:posOffset>-2047721</wp:posOffset>
+            </wp:positionH>
+            <wp:positionV relativeFrom="paragraph">
+              <wp:posOffset>712800</wp:posOffset>
+            </wp:positionV>
+            <wp:extent cx="1980000" cy="5220000"/>
+            <wp:effectExtent l="0" t="0" r="0" b="0"/>
+            <wp:wrapSquare wrapText="bothSides"/>
+            <wp:docPr id="1705155252" name="図解 3" descr="図解：患者の痛みを医師がデータで否定し、病人が医師に依存して苦しみを受容する能力を失う"/>
+            <wp:cNvGraphicFramePr>
+              <a:graphicFrameLocks noChangeAspect="1"/>
+            </wp:cNvGraphicFramePr>
+            <a:graphic>
+              <a:graphicData uri="http://schemas.openxmlformats.org/drawingml/2006/picture">
+                <pic:pic>
+                  <pic:nvPicPr>
+                    <pic:cNvPr id="1705155252" name="図3_痛みの否定と依存" descr="図解：患者の痛みを医師がデータで否定し、病人が医師に依存して苦しみを受容する能力を失う"/>
+                    <pic:cNvPicPr/>
+                  </pic:nvPicPr>
+                  <pic:blipFill>
+                    <a:blip r:embed="rId41"/>
+                    <a:stretch>
+                      <a:fillRect/>
+                    </a:stretch>
+                  </pic:blipFill>
+                  <pic:spPr>
+                    <a:xfrm>
+                      <a:off x="0" y="0"/>
+                      <a:ext cx="1980000" cy="5220000"/>
+                    </a:xfrm>
+                    <a:prstGeom prst="rect">
+                      <a:avLst/>
+                    </a:prstGeom>
+                  </pic:spPr>
+                </pic:pic>
+              </a:graphicData>
+            </a:graphic>
+            <wp14:sizeRelH relativeFrom="margin">
+              <wp14:pctWidth>0</wp14:pctWidth>
+            </wp14:sizeRelH>
+            <wp14:sizeRelV relativeFrom="margin">
+              <wp14:pctHeight>0</wp14:pctHeight>
+            </wp14:sizeRelV>
+          </wp:anchor>
+        </w:drawing>
+      </w:r>
+    </w:p>
+    <w:p>
+      <w:pPr>
+        <w:rPr>
+          <w:rFonts w:ascii="UD Digi Kyokasho NK-R" w:eastAsia="UD Digi Kyokasho NK-R" w:hAnsi="UD Digi Kyokasho NK-R" w:cs="UD Digi Kyokasho NK-R"/>
+          <w:sz w:val="20"/>
+          <w:szCs w:val="20"/>
+        </w:rPr>
+      </w:pPr>
+    </w:p>
+    <w:p>
+      <w:pPr>
+        <w:rPr>
+          <w:rFonts w:ascii="UD Digi Kyokasho NK-R" w:eastAsia="UD Digi Kyokasho NK-R" w:hAnsi="UD Digi Kyokasho NK-R" w:cs="UD Digi Kyokasho NK-R"/>
+          <w:sz w:val="20"/>
+          <w:szCs w:val="20"/>
+        </w:rPr>
+      </w:pPr>
+    </w:p>
+    <w:p>
+      <w:pPr>
+        <w:rPr>
+          <w:rFonts w:ascii="UD Digi Kyokasho NK-R" w:eastAsia="UD Digi Kyokasho NK-R" w:hAnsi="UD Digi Kyokasho NK-R" w:cs="UD Digi Kyokasho NK-R"/>
+          <w:sz w:val="20"/>
+          <w:szCs w:val="20"/>
+        </w:rPr>
+      </w:pPr>
+    </w:p>
+    <w:p>
+      <w:pPr>
+        <w:rPr>
+          <w:rFonts w:ascii="UD Digi Kyokasho NK-R" w:eastAsia="UD Digi Kyokasho NK-R" w:hAnsi="UD Digi Kyokasho NK-R" w:cs="UD Digi Kyokasho NK-R"/>
+          <w:sz w:val="20"/>
+          <w:szCs w:val="20"/>
+        </w:rPr>
+      </w:pPr>
+    </w:p>
+    <w:p>
+      <w:pPr>
+        <w:rPr>
+          <w:rFonts w:ascii="UD Digi Kyokasho NK-R" w:eastAsia="UD Digi Kyokasho NK-R" w:hAnsi="UD Digi Kyokasho NK-R" w:cs="UD Digi Kyokasho NK-R"/>
+          <w:sz w:val="20"/>
+          <w:szCs w:val="20"/>
+        </w:rPr>
+      </w:pPr>
+    </w:p>
+    <w:p>
+      <w:pPr>
+        <w:rPr>
+          <w:rFonts w:ascii="UD Digi Kyokasho NK-R" w:eastAsia="UD Digi Kyokasho NK-R" w:hAnsi="UD Digi Kyokasho NK-R" w:cs="UD Digi Kyokasho NK-R"/>
+          <w:sz w:val="20"/>
+          <w:szCs w:val="20"/>
+        </w:rPr>
+      </w:pPr>
+    </w:p>
+    <w:p>
+      <w:pPr>
+        <w:rPr>
+          <w:rFonts w:ascii="UD Digi Kyokasho NK-R" w:eastAsia="UD Digi Kyokasho NK-R" w:hAnsi="UD Digi Kyokasho NK-R" w:cs="UD Digi Kyokasho NK-R"/>
+          <w:sz w:val="20"/>
+          <w:szCs w:val="20"/>
+        </w:rPr>
+      </w:pPr>
+    </w:p>
+    <w:p>
+      <w:pPr>
+        <w:rPr>
+          <w:rFonts w:ascii="UD Digi Kyokasho NK-R" w:eastAsia="UD Digi Kyokasho NK-R" w:hAnsi="UD Digi Kyokasho NK-R" w:cs="UD Digi Kyokasho NK-R"/>
+          <w:sz w:val="20"/>
+          <w:szCs w:val="20"/>
+        </w:rPr>
+      </w:pPr>
+    </w:p>
+    <w:p>
+      <w:pPr>
+        <w:rPr>
+          <w:rFonts w:ascii="UD Digi Kyokasho NK-R" w:eastAsia="UD Digi Kyokasho NK-R" w:hAnsi="UD Digi Kyokasho NK-R" w:cs="UD Digi Kyokasho NK-R"/>
+          <w:sz w:val="20"/>
+          <w:szCs w:val="20"/>
+        </w:rPr>
+      </w:pPr>
+    </w:p>
+    <w:p>
+      <w:pPr>
+        <w:rPr>
+          <w:rFonts w:ascii="UD Digi Kyokasho NK-R" w:eastAsia="UD Digi Kyokasho NK-R" w:hAnsi="UD Digi Kyokasho NK-R" w:cs="UD Digi Kyokasho NK-R"/>
+          <w:sz w:val="20"/>
+          <w:szCs w:val="20"/>
+        </w:rPr>
+      </w:pPr>
+    </w:p>
+    <w:p>
+      <w:pPr>
+        <w:rPr>
+          <w:rFonts w:ascii="UD Digi Kyokasho NK-R" w:eastAsia="UD Digi Kyokasho NK-R" w:hAnsi="UD Digi Kyokasho NK-R" w:cs="UD Digi Kyokasho NK-R"/>
+          <w:sz w:val="20"/>
+          <w:szCs w:val="20"/>
+        </w:rPr>
+      </w:pPr>
+    </w:p>
+    <w:p>
+      <w:pPr>
+        <w:rPr>
+          <w:rFonts w:ascii="UD Digi Kyokasho NK-R" w:eastAsia="UD Digi Kyokasho NK-R" w:hAnsi="UD Digi Kyokasho NK-R" w:cs="UD Digi Kyokasho NK-R"/>
+          <w:sz w:val="20"/>
+          <w:szCs w:val="20"/>
+        </w:rPr>
+      </w:pPr>
+    </w:p>
+    <w:p>
+      <w:pPr>
+        <w:rPr>
+          <w:rFonts w:ascii="UD Digi Kyokasho NK-R" w:eastAsia="UD Digi Kyokasho NK-R" w:hAnsi="UD Digi Kyokasho NK-R" w:cs="UD Digi Kyokasho NK-R"/>
+          <w:sz w:val="20"/>
+          <w:szCs w:val="20"/>
+        </w:rPr>
+      </w:pPr>
+    </w:p>
+    <w:p>
+      <w:pPr>
+        <w:rPr>
+          <w:rFonts w:ascii="UD Digi Kyokasho NK-R" w:eastAsia="UD Digi Kyokasho NK-R" w:hAnsi="UD Digi Kyokasho NK-R" w:cs="UD Digi Kyokasho NK-R"/>
+          <w:sz w:val="20"/>
+          <w:szCs w:val="20"/>
+        </w:rPr>
+      </w:pPr>
+      <w:r>
+        <w:rPr>
           <w:rFonts w:ascii="UD Digi Kyokasho NK-R" w:eastAsia="UD Digi Kyokasho NK-R" w:hAnsi="UD Digi Kyokasho NK-R" w:cs="UD Digi Kyokasho NK-R"/>
           <w:b/>
           <w:bCs/>
@@ -4063,24 +4245,6 @@
         </w:rPr>
         <w:t xml:space="preserve">　　　　　苦しみを受容し「自分の足で立つ」力を失っていく。</w:t>
       </w:r>
-    </w:p>
-    <w:p>
-      <w:pPr>
-        <w:rPr>
-          <w:rFonts w:ascii="UD Digi Kyokasho NK-R" w:eastAsia="UD Digi Kyokasho NK-R" w:hAnsi="UD Digi Kyokasho NK-R" w:cs="UD Digi Kyokasho NK-R"/>
-          <w:sz w:val="20"/>
-          <w:szCs w:val="20"/>
-        </w:rPr>
-      </w:pPr>
-    </w:p>
-    <w:p>
-      <w:pPr>
-        <w:rPr>
-          <w:rFonts w:ascii="UD Digi Kyokasho NK-R" w:eastAsia="UD Digi Kyokasho NK-R" w:hAnsi="UD Digi Kyokasho NK-R" w:cs="UD Digi Kyokasho NK-R"/>
-          <w:sz w:val="20"/>
-          <w:szCs w:val="20"/>
-        </w:rPr>
-      </w:pPr>
     </w:p>
     <w:p>
       <w:pPr>
@@ -4715,6 +4879,159 @@
           <w:szCs w:val="20"/>
         </w:rPr>
       </w:pPr>
+      <w:r>
+        <w:rPr>
+          <w:noProof/>
+        </w:rPr>
+        <w:drawing>
+          <wp:anchor distT="0" distB="0" distL="0" distR="0" simplePos="0" relativeHeight="251700004" behindDoc="0" locked="0" layoutInCell="1" allowOverlap="1">
+            <wp:simplePos x="0" y="0"/>
+            <wp:positionH relativeFrom="column">
+              <wp:posOffset>-1727435</wp:posOffset>
+            </wp:positionH>
+            <wp:positionV relativeFrom="paragraph">
+              <wp:posOffset>712800</wp:posOffset>
+            </wp:positionV>
+            <wp:extent cx="1692000" cy="5220000"/>
+            <wp:effectExtent l="0" t="0" r="0" b="0"/>
+            <wp:wrapSquare wrapText="bothSides"/>
+            <wp:docPr id="1705155253" name="図解 4" descr="図解：科学の功（利益）と罪（弊害）を天秤で比べ、筆者の主張へ"/>
+            <wp:cNvGraphicFramePr>
+              <a:graphicFrameLocks noChangeAspect="1"/>
+            </wp:cNvGraphicFramePr>
+            <a:graphic>
+              <a:graphicData uri="http://schemas.openxmlformats.org/drawingml/2006/picture">
+                <pic:pic>
+                  <pic:nvPicPr>
+                    <pic:cNvPr id="1705155253" name="図4_科学の功罪" descr="図解：科学の功（利益）と罪（弊害）を天秤で比べ、筆者の主張へ"/>
+                    <pic:cNvPicPr/>
+                  </pic:nvPicPr>
+                  <pic:blipFill>
+                    <a:blip r:embed="rId42"/>
+                    <a:stretch>
+                      <a:fillRect/>
+                    </a:stretch>
+                  </pic:blipFill>
+                  <pic:spPr>
+                    <a:xfrm>
+                      <a:off x="0" y="0"/>
+                      <a:ext cx="1692000" cy="5220000"/>
+                    </a:xfrm>
+                    <a:prstGeom prst="rect">
+                      <a:avLst/>
+                    </a:prstGeom>
+                  </pic:spPr>
+                </pic:pic>
+              </a:graphicData>
+            </a:graphic>
+            <wp14:sizeRelH relativeFrom="margin">
+              <wp14:pctWidth>0</wp14:pctWidth>
+            </wp14:sizeRelH>
+            <wp14:sizeRelV relativeFrom="margin">
+              <wp14:pctHeight>0</wp14:pctHeight>
+            </wp14:sizeRelV>
+          </wp:anchor>
+        </w:drawing>
+      </w:r>
+    </w:p>
+    <w:p>
+      <w:pPr>
+        <w:rPr>
+          <w:rFonts w:ascii="UD Digi Kyokasho NK-R" w:eastAsia="UD Digi Kyokasho NK-R" w:hAnsi="UD Digi Kyokasho NK-R" w:cs="UD Digi Kyokasho NK-R"/>
+          <w:sz w:val="20"/>
+          <w:szCs w:val="20"/>
+        </w:rPr>
+      </w:pPr>
+    </w:p>
+    <w:p>
+      <w:pPr>
+        <w:rPr>
+          <w:rFonts w:ascii="UD Digi Kyokasho NK-R" w:eastAsia="UD Digi Kyokasho NK-R" w:hAnsi="UD Digi Kyokasho NK-R" w:cs="UD Digi Kyokasho NK-R"/>
+          <w:sz w:val="20"/>
+          <w:szCs w:val="20"/>
+        </w:rPr>
+      </w:pPr>
+    </w:p>
+    <w:p>
+      <w:pPr>
+        <w:rPr>
+          <w:rFonts w:ascii="UD Digi Kyokasho NK-R" w:eastAsia="UD Digi Kyokasho NK-R" w:hAnsi="UD Digi Kyokasho NK-R" w:cs="UD Digi Kyokasho NK-R"/>
+          <w:sz w:val="20"/>
+          <w:szCs w:val="20"/>
+        </w:rPr>
+      </w:pPr>
+    </w:p>
+    <w:p>
+      <w:pPr>
+        <w:rPr>
+          <w:rFonts w:ascii="UD Digi Kyokasho NK-R" w:eastAsia="UD Digi Kyokasho NK-R" w:hAnsi="UD Digi Kyokasho NK-R" w:cs="UD Digi Kyokasho NK-R"/>
+          <w:sz w:val="20"/>
+          <w:szCs w:val="20"/>
+        </w:rPr>
+      </w:pPr>
+    </w:p>
+    <w:p>
+      <w:pPr>
+        <w:rPr>
+          <w:rFonts w:ascii="UD Digi Kyokasho NK-R" w:eastAsia="UD Digi Kyokasho NK-R" w:hAnsi="UD Digi Kyokasho NK-R" w:cs="UD Digi Kyokasho NK-R"/>
+          <w:sz w:val="20"/>
+          <w:szCs w:val="20"/>
+        </w:rPr>
+      </w:pPr>
+    </w:p>
+    <w:p>
+      <w:pPr>
+        <w:rPr>
+          <w:rFonts w:ascii="UD Digi Kyokasho NK-R" w:eastAsia="UD Digi Kyokasho NK-R" w:hAnsi="UD Digi Kyokasho NK-R" w:cs="UD Digi Kyokasho NK-R"/>
+          <w:sz w:val="20"/>
+          <w:szCs w:val="20"/>
+        </w:rPr>
+      </w:pPr>
+    </w:p>
+    <w:p>
+      <w:pPr>
+        <w:rPr>
+          <w:rFonts w:ascii="UD Digi Kyokasho NK-R" w:eastAsia="UD Digi Kyokasho NK-R" w:hAnsi="UD Digi Kyokasho NK-R" w:cs="UD Digi Kyokasho NK-R"/>
+          <w:sz w:val="20"/>
+          <w:szCs w:val="20"/>
+        </w:rPr>
+      </w:pPr>
+    </w:p>
+    <w:p>
+      <w:pPr>
+        <w:rPr>
+          <w:rFonts w:ascii="UD Digi Kyokasho NK-R" w:eastAsia="UD Digi Kyokasho NK-R" w:hAnsi="UD Digi Kyokasho NK-R" w:cs="UD Digi Kyokasho NK-R"/>
+          <w:sz w:val="20"/>
+          <w:szCs w:val="20"/>
+        </w:rPr>
+      </w:pPr>
+    </w:p>
+    <w:p>
+      <w:pPr>
+        <w:rPr>
+          <w:rFonts w:ascii="UD Digi Kyokasho NK-R" w:eastAsia="UD Digi Kyokasho NK-R" w:hAnsi="UD Digi Kyokasho NK-R" w:cs="UD Digi Kyokasho NK-R"/>
+          <w:sz w:val="20"/>
+          <w:szCs w:val="20"/>
+        </w:rPr>
+      </w:pPr>
+    </w:p>
+    <w:p>
+      <w:pPr>
+        <w:rPr>
+          <w:rFonts w:ascii="UD Digi Kyokasho NK-R" w:eastAsia="UD Digi Kyokasho NK-R" w:hAnsi="UD Digi Kyokasho NK-R" w:cs="UD Digi Kyokasho NK-R"/>
+          <w:sz w:val="20"/>
+          <w:szCs w:val="20"/>
+        </w:rPr>
+      </w:pPr>
+    </w:p>
+    <w:p>
+      <w:pPr>
+        <w:rPr>
+          <w:rFonts w:ascii="UD Digi Kyokasho NK-R" w:eastAsia="UD Digi Kyokasho NK-R" w:hAnsi="UD Digi Kyokasho NK-R" w:cs="UD Digi Kyokasho NK-R"/>
+          <w:sz w:val="20"/>
+          <w:szCs w:val="20"/>
+        </w:rPr>
+      </w:pPr>
     </w:p>
     <w:p>
       <w:pPr>
@@ -4811,33 +5128,6 @@
         </w:rPr>
         <w:t xml:space="preserve">　）と向き合う姿勢が求められる。</w:t>
       </w:r>
-    </w:p>
-    <w:p>
-      <w:pPr>
-        <w:rPr>
-          <w:rFonts w:ascii="UD Digi Kyokasho NK-R" w:eastAsia="UD Digi Kyokasho NK-R" w:hAnsi="UD Digi Kyokasho NK-R" w:cs="UD Digi Kyokasho NK-R"/>
-          <w:sz w:val="20"/>
-          <w:szCs w:val="20"/>
-        </w:rPr>
-      </w:pPr>
-    </w:p>
-    <w:p>
-      <w:pPr>
-        <w:rPr>
-          <w:rFonts w:ascii="UD Digi Kyokasho NK-R" w:eastAsia="UD Digi Kyokasho NK-R" w:hAnsi="UD Digi Kyokasho NK-R" w:cs="UD Digi Kyokasho NK-R"/>
-          <w:sz w:val="20"/>
-          <w:szCs w:val="20"/>
-        </w:rPr>
-      </w:pPr>
-    </w:p>
-    <w:p>
-      <w:pPr>
-        <w:rPr>
-          <w:rFonts w:ascii="UD Digi Kyokasho NK-R" w:eastAsia="UD Digi Kyokasho NK-R" w:hAnsi="UD Digi Kyokasho NK-R" w:cs="UD Digi Kyokasho NK-R"/>
-          <w:sz w:val="20"/>
-          <w:szCs w:val="20"/>
-        </w:rPr>
-      </w:pPr>
     </w:p>
     <w:p>
       <w:pPr>

--- a/prints/病と科学_授業プリント_解答.docx
+++ b/prints/病と科学_授業プリント_解答.docx
@@ -244,7 +244,7 @@
           <w:sz w:val="20"/>
           <w:szCs w:val="20"/>
         </w:rPr>
-        <w:t xml:space="preserve">　①日頃、病気をどのように捉えているか。②よくかかる病気と、かかったときの対処法。③どんな病気が怖いか。</w:t>
+        <w:t xml:space="preserve">　①日頃、病気をどう捉えているか。②よくかかる病気と対処法。③科学信仰度チェック（ワークシート）。</w:t>
       </w:r>
     </w:p>
     <w:p>
@@ -5448,6 +5448,43 @@
           <w:szCs w:val="20"/>
         </w:rPr>
         <w:t xml:space="preserve">　筆者は、人間は科学とどのように向き合うべきだと考えているか。本文全体をふまえて八十字以内で説明しなさい。</w:t>
+      </w:r>
+    </w:p>
+    <w:p>
+      <w:pPr>
+        <w:rPr>
+          <w:rFonts w:ascii="UD Digi Kyokasho NK-R" w:eastAsia="UD Digi Kyokasho NK-R" w:hAnsi="UD Digi Kyokasho NK-R" w:cs="UD Digi Kyokasho NK-R"/>
+          <w:sz w:val="20"/>
+          <w:szCs w:val="20"/>
+        </w:rPr>
+      </w:pPr>
+    </w:p>
+    <w:p>
+      <w:pPr>
+        <w:rPr>
+          <w:rFonts w:ascii="UD Digi Kyokasho NK-R" w:eastAsia="UD Digi Kyokasho NK-R" w:hAnsi="UD Digi Kyokasho NK-R" w:cs="UD Digi Kyokasho NK-R"/>
+          <w:sz w:val="20"/>
+          <w:szCs w:val="20"/>
+        </w:rPr>
+      </w:pPr>
+      <w:r>
+        <w:rPr>
+          <w:rFonts w:ascii="UD Digi Kyokasho NK-R" w:eastAsia="UD Digi Kyokasho NK-R" w:hAnsi="UD Digi Kyokasho NK-R" w:cs="UD Digi Kyokasho NK-R"/>
+          <w:b/>
+          <w:bCs/>
+          <w:sz w:val="20"/>
+          <w:szCs w:val="20"/>
+          <w:bdr w:val="single" w:sz="4" w:space="0" w:color="auto"/>
+        </w:rPr>
+        <w:t xml:space="preserve">問七</w:t>
+      </w:r>
+      <w:r>
+        <w:rPr>
+          <w:rFonts w:ascii="UD Digi Kyokasho NK-R" w:eastAsia="UD Digi Kyokasho NK-R" w:hAnsi="UD Digi Kyokasho NK-R" w:cs="UD Digi Kyokasho NK-R"/>
+          <w:sz w:val="20"/>
+          <w:szCs w:val="20"/>
+        </w:rPr>
+        <w:t xml:space="preserve">　あなたの科学信仰度（ワークシート）は、読む前と後でどう変わったか。変わった（変わらなかった）理由を、本文を根拠に説明しなさい。</w:t>
       </w:r>
     </w:p>
     <w:p>
